--- a/data/revised_2026-10_full/tracked/v2/Core_Mathematics/SS1.1_Real_Numbers/Core_Mathematics_Real_Numbers_SummaryTable_TRACKED.docx
+++ b/data/revised_2026-10_full/tracked/v2/Core_Mathematics/SS1.1_Real_Numbers/Core_Mathematics_Real_Numbers_SummaryTable_TRACKED.docx
@@ -1231,7 +1231,7 @@
               </w:rPr>
               <w:t xml:space="preserve">The four operations on real numbers obey BODMAS. When two rationals are combined by any operation (result defined), the result is always rational. When a rational is combined with an irrational by addition or subtraction, the result is always irrational. When a </w:t>
             </w:r>
-            <w:ins w:id="9001" w:author="Claude (AI) - proposed" w:date="2026-10-15T20:13:40Z">
+            <w:ins w:id="9001" w:author="Claude (AI) - proposed" w:date="2026-10-18T00:27:09Z">
               <w:r>
                 <w:rPr>
                   <w:rFonts w:ascii="Arial" w:cs="Arial" w:eastAsia="Arial" w:hAnsi="Arial"/>
@@ -1259,7 +1259,7 @@
               </w:rPr>
               <w:t xml:space="preserve">rational is multiplied or divided by an irrational, the result is </w:t>
             </w:r>
-            <w:del w:id="9002" w:author="Claude (AI) - proposed" w:date="2026-10-15T20:13:40Z">
+            <w:del w:id="9002" w:author="Claude (AI) - proposed" w:date="2026-10-18T00:27:09Z">
               <w:r>
                 <w:rPr>
                   <w:rFonts w:ascii="Arial" w:cs="Arial" w:eastAsia="Arial" w:hAnsi="Arial"/>
@@ -1274,7 +1274,7 @@
                 <w:delText xml:space="preserve">generally irrational</w:delText>
               </w:r>
             </w:del>
-            <w:ins w:id="9003" w:author="Claude (AI) - proposed" w:date="2026-10-15T20:13:40Z">
+            <w:ins w:id="9003" w:author="Claude (AI) - proposed" w:date="2026-10-18T00:27:09Z">
               <w:r>
                 <w:rPr>
                   <w:rFonts w:ascii="Arial" w:cs="Arial" w:eastAsia="Arial" w:hAnsi="Arial"/>
@@ -1456,7 +1456,7 @@
               </w:rPr>
               <w:t xml:space="preserve">The order of operations (BODMAS) governs the evaluation of expressions involving ALL real numbers — both rational (prices, weights, distances) and irrational (π, √2). Rounding an irrational number before completing all operations introduces avoidable approximation error; the most accurate strategy is to carry the irrational value symbolically (or to maximum decimal places) and round only at the final step.</w:t>
             </w:r>
-            <w:ins w:id="9004" w:author="Claude (AI) - proposed" w:date="2026-10-15T20:13:40Z">
+            <w:ins w:id="9004" w:author="Claude (AI) - proposed" w:date="2026-10-18T00:27:09Z">
               <w:r>
                 <w:rPr>
                   <w:rFonts w:ascii="Arial" w:cs="Arial" w:eastAsia="Arial" w:hAnsi="Arial"/>
@@ -1934,7 +1934,7 @@
         </w:rPr>
         <w:t xml:space="preserve">© 2026 SeaVuria and ARES. This work is licensed under a </w:t>
       </w:r>
-      <w:hyperlink w:history="1" r:id="rId7dcmngtzb9ai9f7f8i0fk">
+      <w:hyperlink w:history="1" r:id="rIdgx6io1ofoiayapeeri6g3">
         <w:r>
           <w:rPr>
             <w:rFonts w:ascii="Arial" w:cs="Arial" w:eastAsia="Arial" w:hAnsi="Arial"/>
@@ -1954,7 +1954,7 @@
         </w:rPr>
         <w:t xml:space="preserve"> (</w:t>
       </w:r>
-      <w:hyperlink w:history="1" r:id="rIdiu9zesm_xocxzcz7wfetu">
+      <w:hyperlink w:history="1" r:id="rIdr7zplaehmoadf90sqliic">
         <w:r>
           <w:rPr>
             <w:rFonts w:ascii="Arial" w:cs="Arial" w:eastAsia="Arial" w:hAnsi="Arial"/>
@@ -1974,7 +1974,7 @@
         </w:rPr>
         <w:t xml:space="preserve">). To view a copy of this license, visit </w:t>
       </w:r>
-      <w:hyperlink w:history="1" r:id="rIduqv7_jhj8bh_eh0hwl5yb">
+      <w:hyperlink w:history="1" r:id="rIdylw7yc_ombcjmxtwqvu0z">
         <w:r>
           <w:rPr>
             <w:rFonts w:ascii="Arial" w:cs="Arial" w:eastAsia="Arial" w:hAnsi="Arial"/>
